--- a/WUENIC Checks.docx
+++ b/WUENIC Checks.docx
@@ -80,10 +80,7 @@
         <w:t>## check 10</w:t>
       </w:r>
       <w:r>
-        <w:t>: WUENIC estimates is the same, but admin coverage differs</w:t>
-      </w:r>
-      <w:r>
-        <w:t xml:space="preserve"> for vaccines recommended at the same time [dtp3, pcvc, rotac; bcg, hepbb; mcv1, menga, yfv]</w:t>
+        <w:t>: WUENIC estimates is the same, but admin coverage differs for vaccines recommended at the same time [dtp3, pcvc, rotac; bcg, hepbb; mcv1, menga, yfv]</w:t>
       </w:r>
     </w:p>
     <w:p>
@@ -139,6 +136,11 @@
       </w:r>
       <w:r>
         <w:t>]</w:t>
+      </w:r>
+    </w:p>
+    <w:p>
+      <w:r>
+        <w:t xml:space="preserve">## check 19 :: flag cases where survey data show discrepancies between co-administered antigens while admin data show similar coverage (within 2pp) </w:t>
       </w:r>
     </w:p>
     <w:p>
@@ -765,7 +767,6 @@
   <w:style w:type="character" w:default="1" w:styleId="DefaultParagraphFont">
     <w:name w:val="Default Paragraph Font"/>
     <w:uiPriority w:val="1"/>
-    <w:semiHidden/>
     <w:unhideWhenUsed/>
   </w:style>
   <w:style w:type="table" w:default="1" w:styleId="TableNormal">
@@ -1398,6 +1399,81 @@
 </file>
 
 <file path=customXml/item1.xml><?xml version="1.0" encoding="utf-8"?>
+<p:properties xmlns:p="http://schemas.microsoft.com/office/2006/metadata/properties" xmlns:xsi="http://www.w3.org/2001/XMLSchema-instance" xmlns:pc="http://schemas.microsoft.com/office/infopath/2007/PartnerControls">
+  <documentManagement>
+    <lcf76f155ced4ddcb4097134ff3c332f xmlns="ae6450c1-f776-41e3-80e5-b5e3b2145961">
+      <Terms xmlns="http://schemas.microsoft.com/office/infopath/2007/PartnerControls"/>
+    </lcf76f155ced4ddcb4097134ff3c332f>
+    <TaxCatchAll xmlns="ca283e0b-db31-4043-a2ef-b80661bf084a" xsi:nil="true"/>
+    <_dlc_DocId xmlns="9e17fbd9-fb4c-4d20-9ec4-18aa77a91b0d">DAPMHHIV-502652578-1840061</_dlc_DocId>
+    <_dlc_DocIdUrl xmlns="9e17fbd9-fb4c-4d20-9ec4-18aa77a91b0d">
+      <Url>https://unicef.sharepoint.com/teams/DAPM-Health-HIV/_layouts/15/DocIdRedir.aspx?ID=DAPMHHIV-502652578-1840061</Url>
+      <Description>DAPMHHIV-502652578-1840061</Description>
+    </_dlc_DocIdUrl>
+  </documentManagement>
+</p:properties>
+</file>
+
+<file path=customXml/item2.xml><?xml version="1.0" encoding="utf-8"?>
+<?mso-contentType ?>
+<FormTemplates xmlns="http://schemas.microsoft.com/sharepoint/v3/contenttype/forms">
+  <Display>DocumentLibraryForm</Display>
+  <Edit>DocumentLibraryForm</Edit>
+  <New>DocumentLibraryForm</New>
+</FormTemplates>
+</file>
+
+<file path=customXml/item3.xml><?xml version="1.0" encoding="utf-8"?>
+<?mso-contentType ?>
+<spe:Receivers xmlns:spe="http://schemas.microsoft.com/sharepoint/events">
+  <Receiver>
+    <Name>Document ID Generator</Name>
+    <Synchronization>Synchronous</Synchronization>
+    <Type>10001</Type>
+    <SequenceNumber>1000</SequenceNumber>
+    <Url/>
+    <Assembly>Microsoft.Office.DocumentManagement, Version=16.0.0.0, Culture=neutral, PublicKeyToken=71e9bce111e9429c</Assembly>
+    <Class>Microsoft.Office.DocumentManagement.Internal.DocIdHandler</Class>
+    <Data/>
+    <Filter/>
+  </Receiver>
+  <Receiver>
+    <Name>Document ID Generator</Name>
+    <Synchronization>Synchronous</Synchronization>
+    <Type>10002</Type>
+    <SequenceNumber>1001</SequenceNumber>
+    <Url/>
+    <Assembly>Microsoft.Office.DocumentManagement, Version=16.0.0.0, Culture=neutral, PublicKeyToken=71e9bce111e9429c</Assembly>
+    <Class>Microsoft.Office.DocumentManagement.Internal.DocIdHandler</Class>
+    <Data/>
+    <Filter/>
+  </Receiver>
+  <Receiver>
+    <Name>Document ID Generator</Name>
+    <Synchronization>Synchronous</Synchronization>
+    <Type>10004</Type>
+    <SequenceNumber>1002</SequenceNumber>
+    <Url/>
+    <Assembly>Microsoft.Office.DocumentManagement, Version=16.0.0.0, Culture=neutral, PublicKeyToken=71e9bce111e9429c</Assembly>
+    <Class>Microsoft.Office.DocumentManagement.Internal.DocIdHandler</Class>
+    <Data/>
+    <Filter/>
+  </Receiver>
+  <Receiver>
+    <Name>Document ID Generator</Name>
+    <Synchronization>Synchronous</Synchronization>
+    <Type>10006</Type>
+    <SequenceNumber>1003</SequenceNumber>
+    <Url/>
+    <Assembly>Microsoft.Office.DocumentManagement, Version=16.0.0.0, Culture=neutral, PublicKeyToken=71e9bce111e9429c</Assembly>
+    <Class>Microsoft.Office.DocumentManagement.Internal.DocIdHandler</Class>
+    <Data/>
+    <Filter/>
+  </Receiver>
+</spe:Receivers>
+</file>
+
+<file path=customXml/item4.xml><?xml version="1.0" encoding="utf-8"?>
 <ct:contentTypeSchema xmlns:ct="http://schemas.microsoft.com/office/2006/metadata/contentType" xmlns:ma="http://schemas.microsoft.com/office/2006/metadata/properties/metaAttributes" ct:_="" ma:_="" ma:contentTypeName="Document" ma:contentTypeID="0x0101001C98D844A22B794A81DDBFBB9EF63804" ma:contentTypeVersion="21" ma:contentTypeDescription="Create a new document." ma:contentTypeScope="" ma:versionID="fe15f658f7c596d9f8849af6b3848d26">
   <xsd:schema xmlns:xsd="http://www.w3.org/2001/XMLSchema" xmlns:xs="http://www.w3.org/2001/XMLSchema" xmlns:p="http://schemas.microsoft.com/office/2006/metadata/properties" xmlns:ns2="9e17fbd9-fb4c-4d20-9ec4-18aa77a91b0d" xmlns:ns3="ae6450c1-f776-41e3-80e5-b5e3b2145961" xmlns:ns4="ca283e0b-db31-4043-a2ef-b80661bf084a" targetNamespace="http://schemas.microsoft.com/office/2006/metadata/properties" ma:root="true" ma:fieldsID="447776fe2e95ffb96f739988fedfabc2" ns2:_="" ns3:_="" ns4:_="">
     <xsd:import namespace="9e17fbd9-fb4c-4d20-9ec4-18aa77a91b0d"/>
@@ -1688,82 +1764,35 @@
 </ct:contentTypeSchema>
 </file>
 
-<file path=customXml/item2.xml><?xml version="1.0" encoding="utf-8"?>
-<?mso-contentType ?>
-<spe:Receivers xmlns:spe="http://schemas.microsoft.com/sharepoint/events">
-  <Receiver>
-    <Name>Document ID Generator</Name>
-    <Synchronization>Synchronous</Synchronization>
-    <Type>10001</Type>
-    <SequenceNumber>1000</SequenceNumber>
-    <Url/>
-    <Assembly>Microsoft.Office.DocumentManagement, Version=16.0.0.0, Culture=neutral, PublicKeyToken=71e9bce111e9429c</Assembly>
-    <Class>Microsoft.Office.DocumentManagement.Internal.DocIdHandler</Class>
-    <Data/>
-    <Filter/>
-  </Receiver>
-  <Receiver>
-    <Name>Document ID Generator</Name>
-    <Synchronization>Synchronous</Synchronization>
-    <Type>10002</Type>
-    <SequenceNumber>1001</SequenceNumber>
-    <Url/>
-    <Assembly>Microsoft.Office.DocumentManagement, Version=16.0.0.0, Culture=neutral, PublicKeyToken=71e9bce111e9429c</Assembly>
-    <Class>Microsoft.Office.DocumentManagement.Internal.DocIdHandler</Class>
-    <Data/>
-    <Filter/>
-  </Receiver>
-  <Receiver>
-    <Name>Document ID Generator</Name>
-    <Synchronization>Synchronous</Synchronization>
-    <Type>10004</Type>
-    <SequenceNumber>1002</SequenceNumber>
-    <Url/>
-    <Assembly>Microsoft.Office.DocumentManagement, Version=16.0.0.0, Culture=neutral, PublicKeyToken=71e9bce111e9429c</Assembly>
-    <Class>Microsoft.Office.DocumentManagement.Internal.DocIdHandler</Class>
-    <Data/>
-    <Filter/>
-  </Receiver>
-  <Receiver>
-    <Name>Document ID Generator</Name>
-    <Synchronization>Synchronous</Synchronization>
-    <Type>10006</Type>
-    <SequenceNumber>1003</SequenceNumber>
-    <Url/>
-    <Assembly>Microsoft.Office.DocumentManagement, Version=16.0.0.0, Culture=neutral, PublicKeyToken=71e9bce111e9429c</Assembly>
-    <Class>Microsoft.Office.DocumentManagement.Internal.DocIdHandler</Class>
-    <Data/>
-    <Filter/>
-  </Receiver>
-</spe:Receivers>
+<file path=customXml/itemProps1.xml><?xml version="1.0" encoding="utf-8"?>
+<ds:datastoreItem xmlns:ds="http://schemas.openxmlformats.org/officeDocument/2006/customXml" ds:itemID="{704C2191-326D-45F8-BD00-3EBB78E3D9A6}">
+  <ds:schemaRefs>
+    <ds:schemaRef ds:uri="http://schemas.microsoft.com/office/2006/metadata/properties"/>
+    <ds:schemaRef ds:uri="http://schemas.microsoft.com/office/infopath/2007/PartnerControls"/>
+    <ds:schemaRef ds:uri="ae6450c1-f776-41e3-80e5-b5e3b2145961"/>
+    <ds:schemaRef ds:uri="ca283e0b-db31-4043-a2ef-b80661bf084a"/>
+    <ds:schemaRef ds:uri="9e17fbd9-fb4c-4d20-9ec4-18aa77a91b0d"/>
+  </ds:schemaRefs>
+</ds:datastoreItem>
 </file>
 
-<file path=customXml/item3.xml><?xml version="1.0" encoding="utf-8"?>
-<?mso-contentType ?>
-<FormTemplates xmlns="http://schemas.microsoft.com/sharepoint/v3/contenttype/forms">
-  <Display>DocumentLibraryForm</Display>
-  <Edit>DocumentLibraryForm</Edit>
-  <New>DocumentLibraryForm</New>
-</FormTemplates>
+<file path=customXml/itemProps2.xml><?xml version="1.0" encoding="utf-8"?>
+<ds:datastoreItem xmlns:ds="http://schemas.openxmlformats.org/officeDocument/2006/customXml" ds:itemID="{3D18F86D-DD04-4F75-B751-B150D18F01B2}">
+  <ds:schemaRefs>
+    <ds:schemaRef ds:uri="http://schemas.microsoft.com/sharepoint/v3/contenttype/forms"/>
+  </ds:schemaRefs>
+</ds:datastoreItem>
 </file>
 
-<file path=customXml/item4.xml><?xml version="1.0" encoding="utf-8"?>
-<p:properties xmlns:p="http://schemas.microsoft.com/office/2006/metadata/properties" xmlns:xsi="http://www.w3.org/2001/XMLSchema-instance" xmlns:pc="http://schemas.microsoft.com/office/infopath/2007/PartnerControls">
-  <documentManagement>
-    <lcf76f155ced4ddcb4097134ff3c332f xmlns="ae6450c1-f776-41e3-80e5-b5e3b2145961">
-      <Terms xmlns="http://schemas.microsoft.com/office/infopath/2007/PartnerControls"/>
-    </lcf76f155ced4ddcb4097134ff3c332f>
-    <TaxCatchAll xmlns="ca283e0b-db31-4043-a2ef-b80661bf084a" xsi:nil="true"/>
-    <_dlc_DocId xmlns="9e17fbd9-fb4c-4d20-9ec4-18aa77a91b0d">DAPMHHIV-502652578-1840061</_dlc_DocId>
-    <_dlc_DocIdUrl xmlns="9e17fbd9-fb4c-4d20-9ec4-18aa77a91b0d">
-      <Url>https://unicef.sharepoint.com/teams/DAPM-Health-HIV/_layouts/15/DocIdRedir.aspx?ID=DAPMHHIV-502652578-1840061</Url>
-      <Description>DAPMHHIV-502652578-1840061</Description>
-    </_dlc_DocIdUrl>
-  </documentManagement>
-</p:properties>
+<file path=customXml/itemProps3.xml><?xml version="1.0" encoding="utf-8"?>
+<ds:datastoreItem xmlns:ds="http://schemas.openxmlformats.org/officeDocument/2006/customXml" ds:itemID="{B45FBB13-4253-4D15-A77B-212ADB712C40}">
+  <ds:schemaRefs>
+    <ds:schemaRef ds:uri="http://schemas.microsoft.com/sharepoint/events"/>
+  </ds:schemaRefs>
+</ds:datastoreItem>
 </file>
 
-<file path=customXml/itemProps1.xml><?xml version="1.0" encoding="utf-8"?>
+<file path=customXml/itemProps4.xml><?xml version="1.0" encoding="utf-8"?>
 <ds:datastoreItem xmlns:ds="http://schemas.openxmlformats.org/officeDocument/2006/customXml" ds:itemID="{56B9CD0F-3A52-4B07-83D7-CD4B12D4407E}">
   <ds:schemaRefs>
     <ds:schemaRef ds:uri="http://schemas.microsoft.com/office/2006/metadata/contentType"/>
@@ -1783,34 +1812,6 @@
 </ds:datastoreItem>
 </file>
 
-<file path=customXml/itemProps2.xml><?xml version="1.0" encoding="utf-8"?>
-<ds:datastoreItem xmlns:ds="http://schemas.openxmlformats.org/officeDocument/2006/customXml" ds:itemID="{B45FBB13-4253-4D15-A77B-212ADB712C40}">
-  <ds:schemaRefs>
-    <ds:schemaRef ds:uri="http://schemas.microsoft.com/sharepoint/events"/>
-  </ds:schemaRefs>
-</ds:datastoreItem>
-</file>
-
-<file path=customXml/itemProps3.xml><?xml version="1.0" encoding="utf-8"?>
-<ds:datastoreItem xmlns:ds="http://schemas.openxmlformats.org/officeDocument/2006/customXml" ds:itemID="{3D18F86D-DD04-4F75-B751-B150D18F01B2}">
-  <ds:schemaRefs>
-    <ds:schemaRef ds:uri="http://schemas.microsoft.com/sharepoint/v3/contenttype/forms"/>
-  </ds:schemaRefs>
-</ds:datastoreItem>
-</file>
-
-<file path=customXml/itemProps4.xml><?xml version="1.0" encoding="utf-8"?>
-<ds:datastoreItem xmlns:ds="http://schemas.openxmlformats.org/officeDocument/2006/customXml" ds:itemID="{704C2191-326D-45F8-BD00-3EBB78E3D9A6}">
-  <ds:schemaRefs>
-    <ds:schemaRef ds:uri="http://schemas.microsoft.com/office/2006/metadata/properties"/>
-    <ds:schemaRef ds:uri="http://schemas.microsoft.com/office/infopath/2007/PartnerControls"/>
-    <ds:schemaRef ds:uri="ae6450c1-f776-41e3-80e5-b5e3b2145961"/>
-    <ds:schemaRef ds:uri="ca283e0b-db31-4043-a2ef-b80661bf084a"/>
-    <ds:schemaRef ds:uri="9e17fbd9-fb4c-4d20-9ec4-18aa77a91b0d"/>
-  </ds:schemaRefs>
-</ds:datastoreItem>
-</file>
-
 <file path=docMetadata/LabelInfo.xml><?xml version="1.0" encoding="utf-8"?>
 <clbl:labelList xmlns:clbl="http://schemas.microsoft.com/office/2020/mipLabelMetadata">
   <clbl:label id="{77410195-14e1-4fb8-904b-ab1892023667}" enabled="0" method="" siteId="{77410195-14e1-4fb8-904b-ab1892023667}" removed="1"/>
